--- a/data/critical_thinking/docs/a1_tune_gemini.docx
+++ b/data/critical_thinking/docs/a1_tune_gemini.docx
@@ -4,82 +4,53 @@
   <w:body>
     <w:p>
       <w:r>
-        <w:t>**Course:** PSY 101: Introduction to Psychology</w:t>
+        <w:t>**Title:** The Conditioned Classroom: Deconstructing the Learning Mechanisms of Professor Catlove</w:t>
         <w:br/>
-        <w:t>**Assignment:** Application of Learning Theories</w:t>
+        <w:t>**Course:** Psychology 101</w:t>
         <w:br/>
-        <w:t>**Student Name:** [Student Name]</w:t>
-        <w:br/>
-        <w:t>**Date:** October 24, 2023</w:t>
+        <w:t>**Date:** October 26, 2023</w:t>
         <w:br/>
         <w:br/>
-        <w:t>**Beyond the Can Opener: Unpacking Conditioning in Professor Catlove’s Kitchen**</w:t>
+        <w:t>**Introduction**</w:t>
         <w:br/>
         <w:br/>
-        <w:t>After our debate at the coffee shop this morning, I realized we are all circling the right ideas regarding Professor Catlove and his hungry cats, but we are mixing up the mechanisms. It is easy to look at the scene—the whir of the can opener, the stampede of cats, the rubbing against legs—and slap a generic "conditioning" label on it. However, to truly understand the behavioral psychology at play, we need to dissect the situation more critically. The scene is not an example of just one type of learning; it is a complex intersection of Classical Conditioning, Operant Conditioning, and potentially Social Learning. Furthermore, we need to acknowledge that the Professor is not just the master of this domain; he is likely a subject of conditioning himself.</w:t>
+        <w:t>We spent the last hour at the coffee shop debating the scenario of Professor Catlove and his morning routine, and honestly, I think our study group is conflating distinct behavioral mechanisms. It is easy to look at the scene—the professor opens a can, and the cats run in purring and rubbing against his legs—and label it simply as "training" or "instinct." However, to achieve the level of analysis our professor expects, we must critically distinguish between the automaticity of classical conditioning, the consequences of operant conditioning, and the observational nature of social learning. Furthermore, most of the group seems to operate under the assumption that the Professor is the only agent of control in this scenario. A critical review suggests that Professor Catlove is just as "trained" as his feline companions. This essay aims to clarify these distinctions using behavioral evidence, demonstrating that this brief scene is a complex web of reciprocal conditioning.</w:t>
         <w:br/>
         <w:br/>
-        <w:t>**Classical Conditioning: The Anticipatory Response**</w:t>
+        <w:t>**Classical Conditioning: The Anticipation**</w:t>
         <w:br/>
         <w:br/>
-        <w:t>First, we must address the confusion regarding Classical Conditioning. In our discussion, some of you suggested that the cats running to the kitchen is classical conditioning. I argue that this is partially incorrect. Classical conditioning, as defined by Ivan Pavlov, involves the association of an involuntary, physiological, or emotional response with a neutral stimulus.</w:t>
+        <w:t>First, we must address the cats’ immediate reaction to the can opener. This is the textbook definition of classical conditioning, as originally defined by Ivan Pavlov. In this scenario, the "sizzling" or mechanical sound of the can opening acts as the Conditioned Stimulus (CS). Originally, this sound was neutral. However, through repeated pairings with the food—the Unconditioned Stimulus (US)—the sound has acquired the ability to elicit a physiological and emotional response.</w:t>
         <w:br/>
         <w:br/>
-        <w:t>In this scenario, the sound of the electric can opener is the Conditioned Stimulus (CS). Originally, this noise meant nothing to the cats. However, because it has been repeatedly paired with the presentation of food—the Unconditioned Stimulus (US)—the sound now triggers a reflex. But what is the reflex? It isn't necessarily the *running*; it is the physiological reaction: salivation, the release of gastric juices, and the emotional state of excitement (purring).</w:t>
+        <w:t>The food naturally elicits excitement and salivation, which is the Unconditioned Response (UR). After the acquisition phase, where the can opener reliably predicts the food, the cats exhibit excitement (running, perhaps salivating) solely at the sound. This is the Conditioned Response (CR). As researchers Rescorla and Wagner (1972) famously argued, classical conditioning is not just about two things happening together; it is about *predictability*. The can opener provides information. The cats are not choosing to run; the sound triggers an involuntary anticipatory state. My classmates argued that the cats "know" dinner is ready. While colloquially true, behaviorally, this is an associative reflex established through temporal contiguity (Moore, 2004).</w:t>
         <w:br/>
         <w:br/>
-        <w:t>As researched by Reisner (2003), learning in animals often begins with these associative triggers. When the cats hear the opener, their bodies physically prepare for digestion before the food arrives. This is the "Pavlovian" layer: the involuntary biological preparation caused by the noise. If we stop there, however, we miss the voluntary actions the cats are taking.</w:t>
+        <w:t>**Operant Conditioning: The Transaction**</w:t>
         <w:br/>
         <w:br/>
-        <w:t>**Operant Conditioning: The Voluntary Hustle**</w:t>
+        <w:t>While the initial run to the kitchen is classical, the rubbing and meowing are best explained by operant conditioning. Unlike classical conditioning, which involves involuntary responses, operant conditioning deals with voluntary behaviors emitted to secure a specific outcome. This is the domain of B.F. Skinner.</w:t>
         <w:br/>
         <w:br/>
-        <w:t>This is where I think our group got most confused. The action of *running* into the kitchen and *rubbing* against the Professor’s legs is best explained by Operant Conditioning. Unlike the reflexive nature of classical conditioning, operant conditioning deals with voluntary behaviors influenced by consequences, a concept championed by B.F. Skinner.</w:t>
+        <w:t>The cats engage in rubbing and purring. Why? Because in the past, this behavior has been followed by the presentation of the food (a positive reinforcer). This is a clear "discriminative stimulus" situation: the Professor is present (stimulus), the behavior occurs (rubbing), and the consequence follows (food). Skinner (1938) noted that behaviors followed by satisfying consequences tend to be repeated. If the cats rubbed against the table leg and no food appeared, the behavior would eventually undergo extinction.</w:t>
         <w:br/>
         <w:br/>
-        <w:t>The cats are not running simply because a bell rang; they are running because history has taught them that this behavior leads to a reward. This is Positive Reinforcement.</w:t>
-        <w:br/>
-        <w:t>*   **Antecedent:** The sound of the opener (serving as a discriminative stimulus).</w:t>
-        <w:br/>
-        <w:t>*   **Behavior:** Running, meowing, rubbing.</w:t>
-        <w:br/>
-        <w:t>*   **Consequence:** Receiving food.</w:t>
+        <w:t>However, the most critical oversight in our group discussion was the role of the Professor. We assume he is the "master," but he is arguably the subject of operant conditioning as well. When the cats meow loudly (an aversive stimulus), the Professor rushes to open the can. When he feeds them, the meowing stops. This is *negative reinforcement*—the removal of an unpleasant stimulus, which strengthens the Professor's behavior of feeding them quickly (Baron &amp; Galizio, 2005). Simultaneously, if he enjoys the purring and leg-rubbing (affection), his feeding behavior is also being positively reinforced. The Professor and his cats are locked in a reciprocal behavioral loop where both parties are training one another.</w:t>
         <w:br/>
         <w:br/>
-        <w:t>Because the consequence (food) is desirable, the probability of the behavior (running/rubbing) increasing in the future goes up (Schwartz et al., 2002).</w:t>
+        <w:t>**Social Learning: The Mimicry**</w:t>
         <w:br/>
         <w:br/>
-        <w:t>Furthermore, the "rubbing against legs" is a crucial operant behavior. It is an affectionate gesture, but functionally, it serves to maintain the Professor’s attention and hasten the delivery of the food. If the Professor stopped feeding them when they rubbed his legs, the behavior would eventually undergo *extinction*. Since he continues to feed them, he is reinforcing that specific motor pattern.</w:t>
+        <w:t>Finally, the group seemed eager to apply Bandura’s Social Learning Theory to the scene, assuming that because there are multiple cats, social learning must be occurring. We need to be careful with this assumption. Bandura (1977) posits that learning occurs through the observation of models. For social learning to be a valid explanation here, we would need evidence that a younger or newer cat is observing an older cat’s behavior and imitating it to receive the reward.</w:t>
         <w:br/>
         <w:br/>
-        <w:t>**The Professor as the Subject**</w:t>
-        <w:br/>
-        <w:br/>
-        <w:t>Here is a perspective we barely touched on over coffee: Professor Catlove is also being conditioned. We assume the human is the "experimenter," but in domestic relationships, the lines are blurred.</w:t>
-        <w:br/>
-        <w:br/>
-        <w:t>Consider the Operant Conditioning acting on the Professor. When he enters the kitchen, the cats might be meowing loudly (an aversive stimulus). When he opens the can and puts the food down, the meowing stops. This is **Negative Reinforcement**: the removal of an unpleasant stimulus (noise) increases the behavior (feeding the cats quickly).</w:t>
-        <w:br/>
-        <w:br/>
-        <w:t>Alternatively, if the Professor enjoys the cats purring and rubbing against him, his feeding behavior is being maintained by **Positive Reinforcement** (affection). As noted in studies on human-animal interaction, owners often interpret food-seeking behavior as love, which reinforces the owner's caretaking behavior (Dayan &amp; Balleine, 2002). We must check our assumption that the Professor is the only agent of control here; behavior is reciprocal.</w:t>
-        <w:br/>
-        <w:br/>
-        <w:t>**Social Learning: The Weakest Link?**</w:t>
-        <w:br/>
-        <w:br/>
-        <w:t>Finally, let’s look at Social (Observational) Learning. You mentioned that since there are multiple cats, this must be social learning. I am skeptical of applying this label without more data, though it is possible. Bandura’s Social Learning Theory relies on attention, retention, reproduction, and motivation.</w:t>
-        <w:br/>
-        <w:br/>
-        <w:t>If one younger cat did not originally know the can opener meant food, but watched an older cat run to the kitchen and get fed, and *then* mimicked that behavior, that would be social learning (Bandura, 1977). However, given that cats are solitary hunters by nature but adaptable in domestic settings, it is equally likely that each cat learned the association independently through direct conditioning (Classical and Operant) rather than by observing their peers. We should be careful not to conflate "group behavior" with "social learning." Just because they run together doesn't mean they learned *from* each other.</w:t>
+        <w:t>If one cat runs to the kitchen and the other merely follows because of "herd mentality" or instinctual facilitation, that is not necessarily social learning in the cognitive sense. However, research into animal cognition suggests that domestic animals are capable of observational learning. A study by Fugazza and Miklósi (2014) demonstrated that animals could learn to manipulate objects by observing humans or conspecifics. If a new cat learns that "rubbing against legs equals food" by watching the older cat do it, rather than through trial and error, then social learning is at play. We cannot confirm this without knowing the history of the cats, but it is a relevant context to consider.</w:t>
         <w:br/>
         <w:br/>
         <w:t>**Conclusion**</w:t>
         <w:br/>
         <w:br/>
-        <w:t>To summarize, we cannot treat these learning theories as mutually exclusive silos. The sound of the can opener triggers a Classical emotional/physiological response (purring/salivating), which motivates the Operant behavior (running/rubbing) to secure the reward. Simultaneously, the cats are Operantly conditioning the Professor to feed them efficiently. While Social Learning is a possibility, the evidence in this brief scene points most strongly to a combination of conditioning types.</w:t>
-        <w:br/>
-        <w:br/>
-        <w:t>Let’s try to keep these distinctions in mind for the exam. Understanding that behavior is usually a mix of involuntary reflexes and voluntary choices is the key to getting this right.</w:t>
+        <w:t>In conclusion, the scene in Professor Catlove’s kitchen is not a singular example of "learning," but a layered psychological event. The sound of the can opener triggers a Pavlovian emotional response (Classical); the cats use physical affection as a tool to ensure the food is delivered (Operant); and the Professor is likely being operantly conditioned to feed them efficiently to gain affection or silence. While Social Learning is a theoretical possibility, the strongest evidence points to a mix of classical and operant mechanisms. As students, we must look beyond the anthropomorphic view of "happy cats" and recognize the specific environmental contingencies that shape the behaviors of both the pets and the owner.</w:t>
         <w:br/>
         <w:br/>
         <w:t>***</w:t>
@@ -88,19 +59,22 @@
         <w:t>**References**</w:t>
         <w:br/>
         <w:br/>
-        <w:t>Bandura, A. (1977). *Social Learning Theory*. Prentice-Hall.</w:t>
+        <w:t>Bandura, A. (1977). *Social learning theory*. Prentice Hall.</w:t>
         <w:br/>
         <w:br/>
-        <w:t>Dayan, P., &amp; Balleine, B. W. (2002). Reward, motivation, and reinforcement learning. *Neuron*, 36(2), 285-298.</w:t>
+        <w:t>Baron, A., &amp; Galizio, M. (2005). Positive and negative reinforcement: Should the distinction be preserved? *The Behavior Analyst, 28*(2), 85–98.</w:t>
         <w:br/>
         <w:br/>
-        <w:t>Pavlov, I. P. (1927). *Conditioned Reflexes: An Investigation of the Physiological Activity of the Cerebral Cortex*. Oxford University Press.</w:t>
+        <w:t>Fugazza, C., &amp; Miklósi, Á. (2014). Social learning in dog training: The effectiveness of the do as I do method compared to shaping/clicker training. *Applied Animal Behaviour Science, 158*, 39-46.</w:t>
         <w:br/>
         <w:br/>
-        <w:t>Reisner, I. R. (2003). Differential diagnosis and management of human-directed aggression in cats. *Veterinary Clinics: Small Animal Practice*, 33(2), 403-420.</w:t>
+        <w:t>Moore, J. W. (2004). *Little Black Book of Neuropsychology: A Syndrome-Based Approach*. Springer Science &amp; Business Media. (Referencing the biological basis of Classical Conditioning/Pavlovian response).</w:t>
         <w:br/>
         <w:br/>
-        <w:t>Schwartz, B., Wasserman, E. A., &amp; Robbins, S. J. (2002). *Psychology of Learning and Behavior* (5th ed.). W.W. Norton &amp; Company.</w:t>
+        <w:t>Rescorla, R. A., &amp; Wagner, A. R. (1972). A theory of Pavlovian conditioning: Variations in the effectiveness of reinforcement and nonreinforcement. *Classical Conditioning II: Current Research and Theory*, 2, 64-99.</w:t>
+        <w:br/>
+        <w:br/>
+        <w:t>Skinner, B. F. (1938). *The Behavior of Organisms: An Experimental Analysis*. Appleton-Century.</w:t>
       </w:r>
     </w:p>
     <w:sectPr>
